--- a/KLSB_template_true.docx
+++ b/KLSB_template_true.docx
@@ -108,8 +108,6 @@
                 <w:rFonts w:ascii="Calibri" w:eastAsia="Times New Roman" w:hAnsi="Calibri" w:cs="Times New Roman"/>
                 <w:b/>
                 <w:spacing w:val="-1"/>
-                <w:sz w:val="20"/>
-                <w:szCs w:val="20"/>
                 <w:lang w:val="en-GB"/>
               </w:rPr>
               <w:t>{{name}}</w:t>
@@ -334,8 +332,6 @@
                 <w:rFonts w:ascii="Calibri" w:eastAsia="Times New Roman" w:hAnsi="Calibri" w:cs="Times New Roman"/>
                 <w:b/>
                 <w:spacing w:val="-1"/>
-                <w:sz w:val="20"/>
-                <w:szCs w:val="20"/>
                 <w:lang w:val="en-GB"/>
               </w:rPr>
               <w:t>{{position}}</w:t>
@@ -521,8 +517,6 @@
                 <w:rFonts w:ascii="Calibri" w:eastAsia="Times New Roman" w:hAnsi="Calibri" w:cs="Times New Roman"/>
                 <w:b/>
                 <w:spacing w:val="-1"/>
-                <w:sz w:val="20"/>
-                <w:szCs w:val="20"/>
                 <w:lang w:val="en-GB"/>
               </w:rPr>
               <w:t>{{dob}}</w:t>
@@ -894,8 +888,6 @@
                 <w:rFonts w:ascii="Calibri" w:eastAsia="Times New Roman" w:hAnsi="Calibri" w:cs="Times New Roman"/>
                 <w:b/>
                 <w:spacing w:val="-1"/>
-                <w:sz w:val="20"/>
-                <w:szCs w:val="20"/>
                 <w:lang w:val="en-GB"/>
               </w:rPr>
               <w:t>{{</w:t>
@@ -906,8 +898,6 @@
                 <w:rFonts w:ascii="Calibri" w:eastAsia="Times New Roman" w:hAnsi="Calibri" w:cs="Times New Roman"/>
                 <w:b/>
                 <w:spacing w:val="-1"/>
-                <w:sz w:val="20"/>
-                <w:szCs w:val="20"/>
                 <w:lang w:val="en-GB"/>
               </w:rPr>
               <w:t>marital_status</w:t>
@@ -918,8 +908,6 @@
                 <w:rFonts w:ascii="Calibri" w:eastAsia="Times New Roman" w:hAnsi="Calibri" w:cs="Times New Roman"/>
                 <w:b/>
                 <w:spacing w:val="-1"/>
-                <w:sz w:val="20"/>
-                <w:szCs w:val="20"/>
                 <w:lang w:val="en-GB"/>
               </w:rPr>
               <w:t>}}</w:t>
@@ -1611,8 +1599,6 @@
           <w:rFonts w:ascii="Calibri" w:eastAsia="Times New Roman" w:hAnsi="Calibri" w:cs="Angsana New"/>
           <w:b/>
           <w:bCs/>
-          <w:i/>
-          <w:iCs/>
           <w:u w:val="single"/>
           <w:lang w:val="en-GB"/>
         </w:rPr>
@@ -1622,8 +1608,6 @@
           <w:rFonts w:ascii="Calibri" w:eastAsia="Times New Roman" w:hAnsi="Calibri" w:cs="Angsana New"/>
           <w:b/>
           <w:bCs/>
-          <w:i/>
-          <w:iCs/>
           <w:u w:val="single"/>
           <w:lang w:val="en-GB"/>
         </w:rPr>

--- a/KLSB_template_true.docx
+++ b/KLSB_template_true.docx
@@ -1553,44 +1553,6 @@
     </w:p>
     <w:p>
       <w:pPr>
-        <w:spacing w:after="0" w:line="240" w:lineRule="auto"/>
-        <w:rPr>
-          <w:rFonts w:ascii="Calibri" w:eastAsia="Times New Roman" w:hAnsi="Calibri" w:cs="Calibri"/>
-          <w:lang w:val="en-GB"/>
-        </w:rPr>
-      </w:pPr>
-    </w:p>
-    <w:p>
-      <w:pPr>
-        <w:spacing w:after="0" w:line="240" w:lineRule="auto"/>
-        <w:rPr>
-          <w:rFonts w:ascii="Calibri" w:eastAsia="Times New Roman" w:hAnsi="Calibri" w:cs="Calibri"/>
-          <w:lang w:val="en-GB"/>
-        </w:rPr>
-      </w:pPr>
-    </w:p>
-    <w:p>
-      <w:pPr>
-        <w:spacing w:after="0" w:line="240" w:lineRule="auto"/>
-        <w:rPr>
-          <w:rFonts w:ascii="Calibri" w:eastAsia="Times New Roman" w:hAnsi="Calibri" w:cs="Calibri"/>
-          <w:lang w:val="en-GB"/>
-        </w:rPr>
-      </w:pPr>
-    </w:p>
-    <w:p>
-      <w:pPr>
-        <w:spacing w:after="0" w:line="240" w:lineRule="auto"/>
-        <w:rPr>
-          <w:rFonts w:ascii="Times New Roman" w:eastAsia="Times New Roman" w:hAnsi="Times New Roman" w:cs="Times New Roman"/>
-          <w:sz w:val="20"/>
-          <w:szCs w:val="20"/>
-          <w:lang w:val="en-GB"/>
-        </w:rPr>
-      </w:pPr>
-    </w:p>
-    <w:p>
-      <w:pPr>
         <w:keepNext/>
         <w:keepLines/>
         <w:spacing w:before="80" w:after="40" w:line="240" w:lineRule="auto"/>
@@ -1617,7 +1579,25 @@
     </w:p>
     <w:p>
       <w:pPr>
-        <w:spacing w:after="0" w:line="240" w:lineRule="auto"/>
+        <w:keepNext/>
+        <w:keepLines/>
+        <w:spacing w:before="80" w:after="40" w:line="240" w:lineRule="auto"/>
+        <w:outlineLvl w:val="3"/>
+        <w:rPr>
+          <w:rFonts w:ascii="Calibri" w:eastAsia="Times New Roman" w:hAnsi="Calibri" w:cs="Angsana New"/>
+          <w:b/>
+          <w:bCs/>
+          <w:u w:val="single"/>
+          <w:lang w:val="en-GB"/>
+        </w:rPr>
+      </w:pPr>
+    </w:p>
+    <w:p>
+      <w:pPr>
+        <w:keepNext/>
+        <w:keepLines/>
+        <w:spacing w:before="80" w:after="40" w:line="240" w:lineRule="auto"/>
+        <w:outlineLvl w:val="3"/>
         <w:rPr>
           <w:rFonts w:ascii="Times New Roman" w:eastAsia="Times New Roman" w:hAnsi="Times New Roman" w:cs="Times New Roman"/>
           <w:sz w:val="20"/>
@@ -1627,6 +1607,9 @@
     </w:p>
     <w:p>
       <w:pPr>
+        <w:tabs>
+          <w:tab w:val="left" w:pos="1728"/>
+        </w:tabs>
         <w:spacing w:after="0" w:line="240" w:lineRule="auto"/>
         <w:rPr>
           <w:rFonts w:ascii="Calibri" w:eastAsia="Times New Roman" w:hAnsi="Calibri" w:cs="Times New Roman"/>

--- a/KLSB_template_true.docx
+++ b/KLSB_template_true.docx
@@ -1962,7 +1962,12 @@
     </w:p>
     <w:p/>
     <w:sectPr>
-      <w:headerReference w:type="default" r:id="rId8"/>
+      <w:headerReference w:type="even" r:id="rId8"/>
+      <w:headerReference w:type="default" r:id="rId9"/>
+      <w:footerReference w:type="even" r:id="rId10"/>
+      <w:footerReference w:type="default" r:id="rId11"/>
+      <w:headerReference w:type="first" r:id="rId12"/>
+      <w:footerReference w:type="first" r:id="rId13"/>
       <w:pgSz w:w="12240" w:h="15840"/>
       <w:pgMar w:top="1440" w:right="1800" w:bottom="1440" w:left="1800" w:header="720" w:footer="720" w:gutter="0"/>
       <w:cols w:space="720"/>
@@ -1997,6 +2002,36 @@
 </w:endnotes>
 </file>
 
+<file path=word/footer1.xml><?xml version="1.0" encoding="utf-8"?>
+<w:ftr xmlns:wpc="http://schemas.microsoft.com/office/word/2010/wordprocessingCanvas" xmlns:cx="http://schemas.microsoft.com/office/drawing/2014/chartex" xmlns:cx1="http://schemas.microsoft.com/office/drawing/2015/9/8/chartex" xmlns:cx2="http://schemas.microsoft.com/office/drawing/2015/10/21/chartex" xmlns:cx3="http://schemas.microsoft.com/office/drawing/2016/5/9/chartex" xmlns:cx4="http://schemas.microsoft.com/office/drawing/2016/5/10/chartex" xmlns:cx5="http://schemas.microsoft.com/office/drawing/2016/5/11/chartex" xmlns:cx6="http://schemas.microsoft.com/office/drawing/2016/5/12/chartex" xmlns:cx7="http://schemas.microsoft.com/office/drawing/2016/5/13/chartex" xmlns:cx8="http://schemas.microsoft.com/office/drawing/2016/5/14/chartex" xmlns:mc="http://schemas.openxmlformats.org/markup-compatibility/2006" xmlns:aink="http://schemas.microsoft.com/office/drawing/2016/ink" xmlns:am3d="http://schemas.microsoft.com/office/drawing/2017/model3d" xmlns:o="urn:schemas-microsoft-com:office:office" xmlns:oel="http://schemas.microsoft.com/office/2019/extlst" xmlns:r="http://schemas.openxmlformats.org/officeDocument/2006/relationships" xmlns:m="http://schemas.openxmlformats.org/officeDocument/2006/math" xmlns:v="urn:schemas-microsoft-com:vml" xmlns:wp14="http://schemas.microsoft.com/office/word/2010/wordprocessingDrawing" xmlns:wp="http://schemas.openxmlformats.org/drawingml/2006/wordprocessingDrawing" xmlns:w10="urn:schemas-microsoft-com:office:word" xmlns:w="http://schemas.openxmlformats.org/wordprocessingml/2006/main" xmlns:w14="http://schemas.microsoft.com/office/word/2010/wordml" xmlns:w15="http://schemas.microsoft.com/office/word/2012/wordml" xmlns:w16cex="http://schemas.microsoft.com/office/word/2018/wordml/cex" xmlns:w16cid="http://schemas.microsoft.com/office/word/2016/wordml/cid" xmlns:w16="http://schemas.microsoft.com/office/word/2018/wordml" xmlns:w16du="http://schemas.microsoft.com/office/word/2023/wordml/word16du" xmlns:w16sdtdh="http://schemas.microsoft.com/office/word/2020/wordml/sdtdatahash" xmlns:w16sdtfl="http://schemas.microsoft.com/office/word/2024/wordml/sdtformatlock" xmlns:w16se="http://schemas.microsoft.com/office/word/2015/wordml/symex" xmlns:wpg="http://schemas.microsoft.com/office/word/2010/wordprocessingGroup" xmlns:wpi="http://schemas.microsoft.com/office/word/2010/wordprocessingInk" xmlns:wne="http://schemas.microsoft.com/office/word/2006/wordml" xmlns:wps="http://schemas.microsoft.com/office/word/2010/wordprocessingShape" mc:Ignorable="w14 w15 w16se w16cid w16 w16cex w16sdtdh w16sdtfl w16du wp14">
+  <w:p>
+    <w:pPr>
+      <w:pStyle w:val="Footer"/>
+    </w:pPr>
+  </w:p>
+</w:ftr>
+</file>
+
+<file path=word/footer2.xml><?xml version="1.0" encoding="utf-8"?>
+<w:ftr xmlns:wpc="http://schemas.microsoft.com/office/word/2010/wordprocessingCanvas" xmlns:cx="http://schemas.microsoft.com/office/drawing/2014/chartex" xmlns:cx1="http://schemas.microsoft.com/office/drawing/2015/9/8/chartex" xmlns:cx2="http://schemas.microsoft.com/office/drawing/2015/10/21/chartex" xmlns:cx3="http://schemas.microsoft.com/office/drawing/2016/5/9/chartex" xmlns:cx4="http://schemas.microsoft.com/office/drawing/2016/5/10/chartex" xmlns:cx5="http://schemas.microsoft.com/office/drawing/2016/5/11/chartex" xmlns:cx6="http://schemas.microsoft.com/office/drawing/2016/5/12/chartex" xmlns:cx7="http://schemas.microsoft.com/office/drawing/2016/5/13/chartex" xmlns:cx8="http://schemas.microsoft.com/office/drawing/2016/5/14/chartex" xmlns:mc="http://schemas.openxmlformats.org/markup-compatibility/2006" xmlns:aink="http://schemas.microsoft.com/office/drawing/2016/ink" xmlns:am3d="http://schemas.microsoft.com/office/drawing/2017/model3d" xmlns:o="urn:schemas-microsoft-com:office:office" xmlns:oel="http://schemas.microsoft.com/office/2019/extlst" xmlns:r="http://schemas.openxmlformats.org/officeDocument/2006/relationships" xmlns:m="http://schemas.openxmlformats.org/officeDocument/2006/math" xmlns:v="urn:schemas-microsoft-com:vml" xmlns:wp14="http://schemas.microsoft.com/office/word/2010/wordprocessingDrawing" xmlns:wp="http://schemas.openxmlformats.org/drawingml/2006/wordprocessingDrawing" xmlns:w10="urn:schemas-microsoft-com:office:word" xmlns:w="http://schemas.openxmlformats.org/wordprocessingml/2006/main" xmlns:w14="http://schemas.microsoft.com/office/word/2010/wordml" xmlns:w15="http://schemas.microsoft.com/office/word/2012/wordml" xmlns:w16cex="http://schemas.microsoft.com/office/word/2018/wordml/cex" xmlns:w16cid="http://schemas.microsoft.com/office/word/2016/wordml/cid" xmlns:w16="http://schemas.microsoft.com/office/word/2018/wordml" xmlns:w16du="http://schemas.microsoft.com/office/word/2023/wordml/word16du" xmlns:w16sdtdh="http://schemas.microsoft.com/office/word/2020/wordml/sdtdatahash" xmlns:w16sdtfl="http://schemas.microsoft.com/office/word/2024/wordml/sdtformatlock" xmlns:w16se="http://schemas.microsoft.com/office/word/2015/wordml/symex" xmlns:wpg="http://schemas.microsoft.com/office/word/2010/wordprocessingGroup" xmlns:wpi="http://schemas.microsoft.com/office/word/2010/wordprocessingInk" xmlns:wne="http://schemas.microsoft.com/office/word/2006/wordml" xmlns:wps="http://schemas.microsoft.com/office/word/2010/wordprocessingShape" mc:Ignorable="w14 w15 w16se w16cid w16 w16cex w16sdtdh w16sdtfl w16du wp14">
+  <w:p>
+    <w:pPr>
+      <w:pStyle w:val="Footer"/>
+    </w:pPr>
+  </w:p>
+</w:ftr>
+</file>
+
+<file path=word/footer3.xml><?xml version="1.0" encoding="utf-8"?>
+<w:ftr xmlns:wpc="http://schemas.microsoft.com/office/word/2010/wordprocessingCanvas" xmlns:cx="http://schemas.microsoft.com/office/drawing/2014/chartex" xmlns:cx1="http://schemas.microsoft.com/office/drawing/2015/9/8/chartex" xmlns:cx2="http://schemas.microsoft.com/office/drawing/2015/10/21/chartex" xmlns:cx3="http://schemas.microsoft.com/office/drawing/2016/5/9/chartex" xmlns:cx4="http://schemas.microsoft.com/office/drawing/2016/5/10/chartex" xmlns:cx5="http://schemas.microsoft.com/office/drawing/2016/5/11/chartex" xmlns:cx6="http://schemas.microsoft.com/office/drawing/2016/5/12/chartex" xmlns:cx7="http://schemas.microsoft.com/office/drawing/2016/5/13/chartex" xmlns:cx8="http://schemas.microsoft.com/office/drawing/2016/5/14/chartex" xmlns:mc="http://schemas.openxmlformats.org/markup-compatibility/2006" xmlns:aink="http://schemas.microsoft.com/office/drawing/2016/ink" xmlns:am3d="http://schemas.microsoft.com/office/drawing/2017/model3d" xmlns:o="urn:schemas-microsoft-com:office:office" xmlns:oel="http://schemas.microsoft.com/office/2019/extlst" xmlns:r="http://schemas.openxmlformats.org/officeDocument/2006/relationships" xmlns:m="http://schemas.openxmlformats.org/officeDocument/2006/math" xmlns:v="urn:schemas-microsoft-com:vml" xmlns:wp14="http://schemas.microsoft.com/office/word/2010/wordprocessingDrawing" xmlns:wp="http://schemas.openxmlformats.org/drawingml/2006/wordprocessingDrawing" xmlns:w10="urn:schemas-microsoft-com:office:word" xmlns:w="http://schemas.openxmlformats.org/wordprocessingml/2006/main" xmlns:w14="http://schemas.microsoft.com/office/word/2010/wordml" xmlns:w15="http://schemas.microsoft.com/office/word/2012/wordml" xmlns:w16cex="http://schemas.microsoft.com/office/word/2018/wordml/cex" xmlns:w16cid="http://schemas.microsoft.com/office/word/2016/wordml/cid" xmlns:w16="http://schemas.microsoft.com/office/word/2018/wordml" xmlns:w16du="http://schemas.microsoft.com/office/word/2023/wordml/word16du" xmlns:w16sdtdh="http://schemas.microsoft.com/office/word/2020/wordml/sdtdatahash" xmlns:w16sdtfl="http://schemas.microsoft.com/office/word/2024/wordml/sdtformatlock" xmlns:w16se="http://schemas.microsoft.com/office/word/2015/wordml/symex" xmlns:wpg="http://schemas.microsoft.com/office/word/2010/wordprocessingGroup" xmlns:wpi="http://schemas.microsoft.com/office/word/2010/wordprocessingInk" xmlns:wne="http://schemas.microsoft.com/office/word/2006/wordml" xmlns:wps="http://schemas.microsoft.com/office/word/2010/wordprocessingShape" mc:Ignorable="w14 w15 w16se w16cid w16 w16cex w16sdtdh w16sdtfl w16du wp14">
+  <w:p>
+    <w:pPr>
+      <w:pStyle w:val="Footer"/>
+    </w:pPr>
+  </w:p>
+</w:ftr>
+</file>
+
 <file path=word/footnotes.xml><?xml version="1.0" encoding="utf-8"?>
 <w:footnotes xmlns:wpc="http://schemas.microsoft.com/office/word/2010/wordprocessingCanvas" xmlns:cx="http://schemas.microsoft.com/office/drawing/2014/chartex" xmlns:cx1="http://schemas.microsoft.com/office/drawing/2015/9/8/chartex" xmlns:cx2="http://schemas.microsoft.com/office/drawing/2015/10/21/chartex" xmlns:cx3="http://schemas.microsoft.com/office/drawing/2016/5/9/chartex" xmlns:cx4="http://schemas.microsoft.com/office/drawing/2016/5/10/chartex" xmlns:cx5="http://schemas.microsoft.com/office/drawing/2016/5/11/chartex" xmlns:cx6="http://schemas.microsoft.com/office/drawing/2016/5/12/chartex" xmlns:cx7="http://schemas.microsoft.com/office/drawing/2016/5/13/chartex" xmlns:cx8="http://schemas.microsoft.com/office/drawing/2016/5/14/chartex" xmlns:mc="http://schemas.openxmlformats.org/markup-compatibility/2006" xmlns:aink="http://schemas.microsoft.com/office/drawing/2016/ink" xmlns:am3d="http://schemas.microsoft.com/office/drawing/2017/model3d" xmlns:o="urn:schemas-microsoft-com:office:office" xmlns:oel="http://schemas.microsoft.com/office/2019/extlst" xmlns:r="http://schemas.openxmlformats.org/officeDocument/2006/relationships" xmlns:m="http://schemas.openxmlformats.org/officeDocument/2006/math" xmlns:v="urn:schemas-microsoft-com:vml" xmlns:wp14="http://schemas.microsoft.com/office/word/2010/wordprocessingDrawing" xmlns:wp="http://schemas.openxmlformats.org/drawingml/2006/wordprocessingDrawing" xmlns:w10="urn:schemas-microsoft-com:office:word" xmlns:w="http://schemas.openxmlformats.org/wordprocessingml/2006/main" xmlns:w14="http://schemas.microsoft.com/office/word/2010/wordml" xmlns:w15="http://schemas.microsoft.com/office/word/2012/wordml" xmlns:w16cex="http://schemas.microsoft.com/office/word/2018/wordml/cex" xmlns:w16cid="http://schemas.microsoft.com/office/word/2016/wordml/cid" xmlns:w16="http://schemas.microsoft.com/office/word/2018/wordml" xmlns:w16du="http://schemas.microsoft.com/office/word/2023/wordml/word16du" xmlns:w16sdtdh="http://schemas.microsoft.com/office/word/2020/wordml/sdtdatahash" xmlns:w16sdtfl="http://schemas.microsoft.com/office/word/2024/wordml/sdtformatlock" xmlns:w16se="http://schemas.microsoft.com/office/word/2015/wordml/symex" xmlns:wpg="http://schemas.microsoft.com/office/word/2010/wordprocessingGroup" xmlns:wpi="http://schemas.microsoft.com/office/word/2010/wordprocessingInk" xmlns:wne="http://schemas.microsoft.com/office/word/2006/wordml" xmlns:wps="http://schemas.microsoft.com/office/word/2010/wordprocessingShape" mc:Ignorable="w14 w15 w16se w16cid w16 w16cex w16sdtdh w16sdtfl w16du wp14">
   <w:footnote w:type="separator" w:id="-1">
@@ -2026,6 +2061,16 @@
 <w:hdr xmlns:wpc="http://schemas.microsoft.com/office/word/2010/wordprocessingCanvas" xmlns:cx="http://schemas.microsoft.com/office/drawing/2014/chartex" xmlns:cx1="http://schemas.microsoft.com/office/drawing/2015/9/8/chartex" xmlns:cx2="http://schemas.microsoft.com/office/drawing/2015/10/21/chartex" xmlns:cx3="http://schemas.microsoft.com/office/drawing/2016/5/9/chartex" xmlns:cx4="http://schemas.microsoft.com/office/drawing/2016/5/10/chartex" xmlns:cx5="http://schemas.microsoft.com/office/drawing/2016/5/11/chartex" xmlns:cx6="http://schemas.microsoft.com/office/drawing/2016/5/12/chartex" xmlns:cx7="http://schemas.microsoft.com/office/drawing/2016/5/13/chartex" xmlns:cx8="http://schemas.microsoft.com/office/drawing/2016/5/14/chartex" xmlns:mc="http://schemas.openxmlformats.org/markup-compatibility/2006" xmlns:aink="http://schemas.microsoft.com/office/drawing/2016/ink" xmlns:am3d="http://schemas.microsoft.com/office/drawing/2017/model3d" xmlns:o="urn:schemas-microsoft-com:office:office" xmlns:oel="http://schemas.microsoft.com/office/2019/extlst" xmlns:r="http://schemas.openxmlformats.org/officeDocument/2006/relationships" xmlns:m="http://schemas.openxmlformats.org/officeDocument/2006/math" xmlns:v="urn:schemas-microsoft-com:vml" xmlns:wp14="http://schemas.microsoft.com/office/word/2010/wordprocessingDrawing" xmlns:wp="http://schemas.openxmlformats.org/drawingml/2006/wordprocessingDrawing" xmlns:w10="urn:schemas-microsoft-com:office:word" xmlns:w="http://schemas.openxmlformats.org/wordprocessingml/2006/main" xmlns:w14="http://schemas.microsoft.com/office/word/2010/wordml" xmlns:w15="http://schemas.microsoft.com/office/word/2012/wordml" xmlns:w16cex="http://schemas.microsoft.com/office/word/2018/wordml/cex" xmlns:w16cid="http://schemas.microsoft.com/office/word/2016/wordml/cid" xmlns:w16="http://schemas.microsoft.com/office/word/2018/wordml" xmlns:w16du="http://schemas.microsoft.com/office/word/2023/wordml/word16du" xmlns:w16sdtdh="http://schemas.microsoft.com/office/word/2020/wordml/sdtdatahash" xmlns:w16sdtfl="http://schemas.microsoft.com/office/word/2024/wordml/sdtformatlock" xmlns:w16se="http://schemas.microsoft.com/office/word/2015/wordml/symex" xmlns:wpg="http://schemas.microsoft.com/office/word/2010/wordprocessingGroup" xmlns:wpi="http://schemas.microsoft.com/office/word/2010/wordprocessingInk" xmlns:wne="http://schemas.microsoft.com/office/word/2006/wordml" xmlns:wps="http://schemas.microsoft.com/office/word/2010/wordprocessingShape" mc:Ignorable="w14 w15 w16se w16cid w16 w16cex w16sdtdh w16sdtfl w16du wp14">
   <w:p>
     <w:pPr>
+      <w:pStyle w:val="Header"/>
+    </w:pPr>
+  </w:p>
+</w:hdr>
+</file>
+
+<file path=word/header2.xml><?xml version="1.0" encoding="utf-8"?>
+<w:hdr xmlns:wpc="http://schemas.microsoft.com/office/word/2010/wordprocessingCanvas" xmlns:cx="http://schemas.microsoft.com/office/drawing/2014/chartex" xmlns:cx1="http://schemas.microsoft.com/office/drawing/2015/9/8/chartex" xmlns:cx2="http://schemas.microsoft.com/office/drawing/2015/10/21/chartex" xmlns:cx3="http://schemas.microsoft.com/office/drawing/2016/5/9/chartex" xmlns:cx4="http://schemas.microsoft.com/office/drawing/2016/5/10/chartex" xmlns:cx5="http://schemas.microsoft.com/office/drawing/2016/5/11/chartex" xmlns:cx6="http://schemas.microsoft.com/office/drawing/2016/5/12/chartex" xmlns:cx7="http://schemas.microsoft.com/office/drawing/2016/5/13/chartex" xmlns:cx8="http://schemas.microsoft.com/office/drawing/2016/5/14/chartex" xmlns:mc="http://schemas.openxmlformats.org/markup-compatibility/2006" xmlns:aink="http://schemas.microsoft.com/office/drawing/2016/ink" xmlns:am3d="http://schemas.microsoft.com/office/drawing/2017/model3d" xmlns:o="urn:schemas-microsoft-com:office:office" xmlns:oel="http://schemas.microsoft.com/office/2019/extlst" xmlns:r="http://schemas.openxmlformats.org/officeDocument/2006/relationships" xmlns:m="http://schemas.openxmlformats.org/officeDocument/2006/math" xmlns:v="urn:schemas-microsoft-com:vml" xmlns:wp14="http://schemas.microsoft.com/office/word/2010/wordprocessingDrawing" xmlns:wp="http://schemas.openxmlformats.org/drawingml/2006/wordprocessingDrawing" xmlns:w10="urn:schemas-microsoft-com:office:word" xmlns:w="http://schemas.openxmlformats.org/wordprocessingml/2006/main" xmlns:w14="http://schemas.microsoft.com/office/word/2010/wordml" xmlns:w15="http://schemas.microsoft.com/office/word/2012/wordml" xmlns:w16cex="http://schemas.microsoft.com/office/word/2018/wordml/cex" xmlns:w16cid="http://schemas.microsoft.com/office/word/2016/wordml/cid" xmlns:w16="http://schemas.microsoft.com/office/word/2018/wordml" xmlns:w16du="http://schemas.microsoft.com/office/word/2023/wordml/word16du" xmlns:w16sdtdh="http://schemas.microsoft.com/office/word/2020/wordml/sdtdatahash" xmlns:w16sdtfl="http://schemas.microsoft.com/office/word/2024/wordml/sdtformatlock" xmlns:w16se="http://schemas.microsoft.com/office/word/2015/wordml/symex" xmlns:wpg="http://schemas.microsoft.com/office/word/2010/wordprocessingGroup" xmlns:wpi="http://schemas.microsoft.com/office/word/2010/wordprocessingInk" xmlns:wne="http://schemas.microsoft.com/office/word/2006/wordml" xmlns:wps="http://schemas.microsoft.com/office/word/2010/wordprocessingShape" mc:Ignorable="w14 w15 w16se w16cid w16 w16cex w16sdtdh w16sdtfl w16du wp14">
+  <w:p>
+    <w:pPr>
       <w:spacing w:after="0" w:line="240" w:lineRule="auto"/>
       <w:jc w:val="right"/>
       <w:rPr>
@@ -2037,6 +2082,7 @@
         <w:lang w:val="en-GB"/>
       </w:rPr>
     </w:pPr>
+    <w:bookmarkStart w:id="1" w:name="_Hlk191570965"/>
     <w:r>
       <w:rPr>
         <w:rFonts w:ascii="Times New Roman" w:eastAsia="Times New Roman" w:hAnsi="Times New Roman" w:cs="Times New Roman"/>
@@ -2047,7 +2093,7 @@
         <w:lang w:val="en-MY" w:eastAsia="en-MY"/>
       </w:rPr>
       <w:drawing>
-        <wp:anchor distT="0" distB="0" distL="114300" distR="114300" simplePos="0" relativeHeight="251664384" behindDoc="1" locked="0" layoutInCell="1" allowOverlap="1" wp14:anchorId="52C98B08" wp14:editId="18E79DF5">
+        <wp:anchor distT="0" distB="0" distL="114300" distR="114300" simplePos="0" relativeHeight="251659264" behindDoc="1" locked="0" layoutInCell="1" allowOverlap="1" wp14:anchorId="65B8BB21" wp14:editId="7AEFDA38">
           <wp:simplePos x="0" y="0"/>
           <wp:positionH relativeFrom="margin">
             <wp:align>left</wp:align>
@@ -2116,8 +2162,9 @@
       </w:rPr>
       <w:t>PROFESSIONAL RESUME</w:t>
     </w:r>
-    <w:bookmarkStart w:id="1" w:name="_Hlk191051883"/>
+    <w:bookmarkStart w:id="2" w:name="_Hlk191051883"/>
   </w:p>
+  <w:bookmarkEnd w:id="2"/>
   <w:p>
     <w:pPr>
       <w:overflowPunct w:val="0"/>
@@ -2136,8 +2183,6 @@
         <w:lang w:val="en-GB"/>
       </w:rPr>
     </w:pPr>
-    <w:bookmarkStart w:id="2" w:name="_Hlk191570965"/>
-    <w:bookmarkEnd w:id="1"/>
     <w:r>
       <w:rPr>
         <w:rFonts w:ascii="Century Gothic" w:eastAsia="Times New Roman" w:hAnsi="Century Gothic" w:cs="Times New Roman"/>
@@ -2163,39 +2208,64 @@
         <w:rFonts w:ascii="Century Gothic" w:eastAsia="Times New Roman" w:hAnsi="Century Gothic" w:cs="Times New Roman"/>
         <w:b/>
         <w:i/>
+        <w:color w:val="17365D" w:themeColor="text2" w:themeShade="BF"/>
         <w:sz w:val="24"/>
         <w:szCs w:val="28"/>
         <w:lang w:val="en-GB"/>
       </w:rPr>
     </w:pPr>
-    <w:bookmarkStart w:id="3" w:name="_Hlk191299973"/>
-    <w:bookmarkStart w:id="4" w:name="_Hlk191570174"/>
-    <w:bookmarkEnd w:id="2"/>
     <w:r>
       <w:rPr>
         <w:rFonts w:ascii="Century Gothic" w:eastAsia="Times New Roman" w:hAnsi="Century Gothic" w:cs="Times New Roman"/>
         <w:b/>
         <w:i/>
-        <w:color w:val="002060"/>
-        <w:szCs w:val="24"/>
+        <w:color w:val="17365D" w:themeColor="text2" w:themeShade="BF"/>
+        <w:sz w:val="24"/>
+        <w:szCs w:val="28"/>
         <w:lang w:val="en-GB"/>
       </w:rPr>
       <w:t>KLSB_</w:t>
     </w:r>
-    <w:bookmarkEnd w:id="3"/>
     <w:r>
       <w:rPr>
         <w:rFonts w:ascii="Century Gothic" w:eastAsia="Times New Roman" w:hAnsi="Century Gothic" w:cs="Times New Roman"/>
         <w:b/>
         <w:i/>
-        <w:color w:val="002060"/>
-        <w:szCs w:val="24"/>
+        <w:color w:val="17365D" w:themeColor="text2" w:themeShade="BF"/>
+        <w:sz w:val="24"/>
+        <w:szCs w:val="28"/>
         <w:lang w:val="en-GB"/>
       </w:rPr>
-      <w:t>0</w:t>
+      <w:t>{{</w:t>
+    </w:r>
+    <w:proofErr w:type="spellStart"/>
+    <w:r>
+      <w:rPr>
+        <w:rFonts w:ascii="Century Gothic" w:eastAsia="Times New Roman" w:hAnsi="Century Gothic" w:cs="Times New Roman"/>
+        <w:b/>
+        <w:i/>
+        <w:color w:val="17365D" w:themeColor="text2" w:themeShade="BF"/>
+        <w:sz w:val="24"/>
+        <w:szCs w:val="28"/>
+        <w:lang w:val="en-GB"/>
+      </w:rPr>
+      <w:t>klsb_number</w:t>
+    </w:r>
+    <w:proofErr w:type="spellEnd"/>
+    <w:r>
+      <w:rPr>
+        <w:rFonts w:ascii="Century Gothic" w:eastAsia="Times New Roman" w:hAnsi="Century Gothic" w:cs="Times New Roman"/>
+        <w:b/>
+        <w:i/>
+        <w:color w:val="17365D" w:themeColor="text2" w:themeShade="BF"/>
+        <w:sz w:val="24"/>
+        <w:szCs w:val="28"/>
+        <w:lang w:val="en-GB"/>
+      </w:rPr>
+      <w:t>}}</w:t>
     </w:r>
   </w:p>
-  <w:bookmarkEnd w:id="4"/>
+  <w:bookmarkEnd w:id="1"/>
   <w:p>
     <w:pPr>
       <w:overflowPunct w:val="0"/>
@@ -2383,6 +2453,16 @@
       <w:t xml:space="preserve">                                </w:t>
     </w:r>
   </w:p>
+  <w:p>
+    <w:pPr>
+      <w:pStyle w:val="Header"/>
+    </w:pPr>
+  </w:p>
+</w:hdr>
+</file>
+
+<file path=word/header3.xml><?xml version="1.0" encoding="utf-8"?>
+<w:hdr xmlns:wpc="http://schemas.microsoft.com/office/word/2010/wordprocessingCanvas" xmlns:cx="http://schemas.microsoft.com/office/drawing/2014/chartex" xmlns:cx1="http://schemas.microsoft.com/office/drawing/2015/9/8/chartex" xmlns:cx2="http://schemas.microsoft.com/office/drawing/2015/10/21/chartex" xmlns:cx3="http://schemas.microsoft.com/office/drawing/2016/5/9/chartex" xmlns:cx4="http://schemas.microsoft.com/office/drawing/2016/5/10/chartex" xmlns:cx5="http://schemas.microsoft.com/office/drawing/2016/5/11/chartex" xmlns:cx6="http://schemas.microsoft.com/office/drawing/2016/5/12/chartex" xmlns:cx7="http://schemas.microsoft.com/office/drawing/2016/5/13/chartex" xmlns:cx8="http://schemas.microsoft.com/office/drawing/2016/5/14/chartex" xmlns:mc="http://schemas.openxmlformats.org/markup-compatibility/2006" xmlns:aink="http://schemas.microsoft.com/office/drawing/2016/ink" xmlns:am3d="http://schemas.microsoft.com/office/drawing/2017/model3d" xmlns:o="urn:schemas-microsoft-com:office:office" xmlns:oel="http://schemas.microsoft.com/office/2019/extlst" xmlns:r="http://schemas.openxmlformats.org/officeDocument/2006/relationships" xmlns:m="http://schemas.openxmlformats.org/officeDocument/2006/math" xmlns:v="urn:schemas-microsoft-com:vml" xmlns:wp14="http://schemas.microsoft.com/office/word/2010/wordprocessingDrawing" xmlns:wp="http://schemas.openxmlformats.org/drawingml/2006/wordprocessingDrawing" xmlns:w10="urn:schemas-microsoft-com:office:word" xmlns:w="http://schemas.openxmlformats.org/wordprocessingml/2006/main" xmlns:w14="http://schemas.microsoft.com/office/word/2010/wordml" xmlns:w15="http://schemas.microsoft.com/office/word/2012/wordml" xmlns:w16cex="http://schemas.microsoft.com/office/word/2018/wordml/cex" xmlns:w16cid="http://schemas.microsoft.com/office/word/2016/wordml/cid" xmlns:w16="http://schemas.microsoft.com/office/word/2018/wordml" xmlns:w16du="http://schemas.microsoft.com/office/word/2023/wordml/word16du" xmlns:w16sdtdh="http://schemas.microsoft.com/office/word/2020/wordml/sdtdatahash" xmlns:w16sdtfl="http://schemas.microsoft.com/office/word/2024/wordml/sdtformatlock" xmlns:w16se="http://schemas.microsoft.com/office/word/2015/wordml/symex" xmlns:wpg="http://schemas.microsoft.com/office/word/2010/wordprocessingGroup" xmlns:wpi="http://schemas.microsoft.com/office/word/2010/wordprocessingInk" xmlns:wne="http://schemas.microsoft.com/office/word/2006/wordml" xmlns:wps="http://schemas.microsoft.com/office/word/2010/wordprocessingShape" mc:Ignorable="w14 w15 w16se w16cid w16 w16cex w16sdtdh w16sdtfl w16du wp14">
   <w:p>
     <w:pPr>
       <w:pStyle w:val="Header"/>
